--- a/en/wisdom-stories/raising-children.docx
+++ b/en/wisdom-stories/raising-children.docx
@@ -4,330 +4,170 @@
   <w:body>
     <w:p>
       <w:pPr>
-        <w:spacing w:before="0" w:after="60"/>
-        <w:jc w:val="left"/>
+        <w:pStyle w:val="Title"/>
       </w:pPr>
       <w:r>
-        <w:rPr>
-          <w:rFonts w:ascii="Arial" w:hAnsi="Arial" w:eastAsia="Arial"/>
-          <w:i w:val="0"/>
-          <w:color w:val="000000"/>
-          <w:sz w:val="52"/>
-        </w:rPr>
         <w:t>Parenting</w:t>
       </w:r>
     </w:p>
     <w:p>
-      <w:pPr>
-        <w:jc w:val="left"/>
-      </w:pPr>
+      <w:pPr/>
       <w:r>
-        <w:rPr>
-          <w:rFonts w:ascii="Arial" w:hAnsi="Arial" w:eastAsia="Arial"/>
-          <w:i w:val="0"/>
-          <w:color w:val="000000"/>
-          <w:sz w:val="22"/>
-        </w:rPr>
-        <w:t>In a family, there was a boy who did not listen to his parents. Whatever they said, the boy did the opposite. The boy did poorly at school. He neither studied hard nor completed his homework. Even though his mother got angry and beat him, it did not help. Even though his father locked him in his room and punished him, he could not cope with the child.</w:t>
+        <w:t>A boy constantly defied his parents, neglected his schoolwork, and refused to do his homework. His mother’s blows and his father’s punishments changed nothing.</w:t>
+      </w:r>
+    </w:p>
+    <w:p>
+      <w:pPr/>
+      <w:r>
+        <w:t>One day, on the way to school, his mother saw a crowd around a bear trainer. As the man beat a tambourine, a bear with a ring through its nose performed for the spectators.</w:t>
       </w:r>
     </w:p>
     <w:p>
       <w:pPr>
-        <w:jc w:val="left"/>
+        <w:spacing w:after="80"/>
       </w:pPr>
       <w:r>
-        <w:rPr>
-          <w:rFonts w:ascii="Arial" w:hAnsi="Arial" w:eastAsia="Arial"/>
-          <w:i w:val="0"/>
-          <w:color w:val="000000"/>
-          <w:sz w:val="22"/>
-        </w:rPr>
-        <w:t>One day, when the mother, who was left helpless, took the child to school, she came across a “bear trainer” on the way. The trainer, surrounded by people around, was playing a tambourine, while the bear with a ring on its nose was jumping and playing.</w:t>
+        <w:t>“I can’t manage my own child,” she thought, “yet this man can train a bear.”</w:t>
       </w:r>
     </w:p>
     <w:p>
       <w:pPr>
-        <w:jc w:val="left"/>
+        <w:spacing w:after="80"/>
       </w:pPr>
       <w:r>
-        <w:rPr>
-          <w:rFonts w:ascii="Arial" w:hAnsi="Arial" w:eastAsia="Arial"/>
-          <w:i w:val="0"/>
-          <w:color w:val="000000"/>
-          <w:sz w:val="22"/>
-        </w:rPr>
-        <w:t>The woman stopped and thought. She said to herself: “I can’t raise this child, but look how this man raised his bear!”</w:t>
+        <w:t>She approached him. “How do you make that wild animal obey? I can’t get my son to listen.”</w:t>
       </w:r>
     </w:p>
     <w:p>
       <w:pPr>
-        <w:jc w:val="left"/>
+        <w:spacing w:after="80"/>
       </w:pPr>
       <w:r>
-        <w:rPr>
-          <w:rFonts w:ascii="Arial" w:hAnsi="Arial" w:eastAsia="Arial"/>
-          <w:i w:val="0"/>
-          <w:color w:val="000000"/>
-          <w:sz w:val="22"/>
-        </w:rPr>
-        <w:t>Then she approached the bear trainer and asked: — I can’t raise my child, how do you raise this wild animal?</w:t>
+        <w:t>“Everything has its method,” he said with a smile. “I have mine.”</w:t>
       </w:r>
     </w:p>
     <w:p>
       <w:pPr>
-        <w:jc w:val="left"/>
+        <w:spacing w:after="80"/>
       </w:pPr>
       <w:r>
-        <w:rPr>
-          <w:rFonts w:ascii="Arial" w:hAnsi="Arial" w:eastAsia="Arial"/>
-          <w:i w:val="0"/>
-          <w:color w:val="000000"/>
-          <w:sz w:val="22"/>
-        </w:rPr>
-        <w:t>The man smiled: — There is a way to everything. I also have my own way of raising him.</w:t>
+        <w:t>“Then please help me.”</w:t>
       </w:r>
     </w:p>
     <w:p>
       <w:pPr>
-        <w:jc w:val="left"/>
+        <w:spacing w:after="80"/>
       </w:pPr>
       <w:r>
-        <w:rPr>
-          <w:rFonts w:ascii="Arial" w:hAnsi="Arial" w:eastAsia="Arial"/>
-          <w:i w:val="0"/>
-          <w:color w:val="000000"/>
-          <w:sz w:val="22"/>
-        </w:rPr>
-        <w:t>The woman said: — Please help me.</w:t>
+        <w:t>The trainer looked at the boy. “Bring him to me for a week. I’ll make him obedient.”</w:t>
       </w:r>
     </w:p>
     <w:p>
       <w:pPr>
-        <w:jc w:val="left"/>
+        <w:spacing w:after="80"/>
       </w:pPr>
       <w:r>
-        <w:rPr>
-          <w:rFonts w:ascii="Arial" w:hAnsi="Arial" w:eastAsia="Arial"/>
-          <w:i w:val="0"/>
-          <w:color w:val="000000"/>
-          <w:sz w:val="22"/>
-        </w:rPr>
-        <w:t>The bear trainer looked at the boy and said: — There is no difficult task. Entrust him to me for a week, I will make him obedient, — he said.</w:t>
+        <w:t>The woman was happy and started taking the boy to the bear trainer every day.</w:t>
+      </w:r>
+    </w:p>
+    <w:p>
+      <w:pPr/>
+      <w:r>
+        <w:t>Within days, the boy became quiet and compliant. By the end of the week, his mother was delighted. She thanked the trainer and offered him her blessings.</w:t>
+      </w:r>
+    </w:p>
+    <w:p>
+      <w:pPr/>
+      <w:r>
+        <w:t>The neighbors were very surprised by this. That disobedient, rebellious boy was gone, and in his place was a calm, peaceful, well-mannered boy.</w:t>
+      </w:r>
+    </w:p>
+    <w:p>
+      <w:pPr/>
+      <w:r>
+        <w:t>His teacher welcomed the change too. Soon, however, a different problem emerged. Though the boy no longer openly rebelled, he stole classmates’ belongings, hid what he was doing, and lied. The teacher summoned his mother. Desperate, she went looking for the trainer, but he had left.</w:t>
       </w:r>
     </w:p>
     <w:p>
       <w:pPr>
-        <w:jc w:val="left"/>
+        <w:spacing w:after="80"/>
       </w:pPr>
       <w:r>
-        <w:rPr>
-          <w:rFonts w:ascii="Arial" w:hAnsi="Arial" w:eastAsia="Arial"/>
-          <w:i w:val="0"/>
-          <w:color w:val="000000"/>
-          <w:sz w:val="22"/>
-        </w:rPr>
-        <w:t>The woman was happy and started taking the boy to the bear trainer every day.</w:t>
+        <w:t>A neighbor suggested that she consult a wise, kindhearted man.</w:t>
+      </w:r>
+    </w:p>
+    <w:p>
+      <w:pPr/>
+      <w:r>
+        <w:t>She took her son to him and explained. “Let him visit me for a week,” he said. “I’ll see what I can do.” She agreed.</w:t>
       </w:r>
     </w:p>
     <w:p>
       <w:pPr>
-        <w:jc w:val="left"/>
+        <w:spacing w:after="80"/>
       </w:pPr>
       <w:r>
-        <w:rPr>
-          <w:rFonts w:ascii="Arial" w:hAnsi="Arial" w:eastAsia="Arial"/>
-          <w:i w:val="0"/>
-          <w:color w:val="000000"/>
-          <w:sz w:val="22"/>
-        </w:rPr>
-        <w:t>Although only a few days had passed, the boy's behavior slowly began to improve. He no longer protested against his mother. After a week, the boy became exactly as the woman wanted. The woman was very happy. She expressed her approval to the bear trainer and prayed for him many times.</w:t>
+        <w:t>She began bringing the boy to him.</w:t>
+      </w:r>
+    </w:p>
+    <w:p>
+      <w:pPr/>
+      <w:r>
+        <w:t>After two meetings, the man spoke to her with concern. “What has happened to this child? He behaves like a frightened animal.” She explained that she had taken him to a bear trainer because he was so disobedient.</w:t>
+      </w:r>
+    </w:p>
+    <w:p>
+      <w:pPr/>
+      <w:r>
+        <w:t>“An animal trainer?” he exclaimed. “You want to help a child develop a conscience, not frighten him into obedience. Beating, punishment, and confinement can produce fear, but fear is not an education.”</w:t>
+      </w:r>
+    </w:p>
+    <w:p>
+      <w:pPr/>
+      <w:r>
+        <w:t>“Reach his heart,” he continued. “Be close to him. Hug him, listen to him, and let him know he is loved. When he feels safe with you, trust can begin to grow.”</w:t>
       </w:r>
     </w:p>
     <w:p>
       <w:pPr>
-        <w:jc w:val="left"/>
+        <w:keepNext/>
+        <w:spacing w:after="80"/>
       </w:pPr>
       <w:r>
-        <w:rPr>
-          <w:rFonts w:ascii="Arial" w:hAnsi="Arial" w:eastAsia="Arial"/>
-          <w:i w:val="0"/>
-          <w:color w:val="000000"/>
-          <w:sz w:val="22"/>
-        </w:rPr>
-        <w:t>The neighbors were very surprised by this. That disobedient, rebellious boy was gone, and in his place was a calm, peaceful, well-mannered boy.</w:t>
+        <w:t>“Neither the bear trainer nor I can take your place. He needs you, his parents.”</w:t>
       </w:r>
     </w:p>
     <w:p>
       <w:pPr>
-        <w:jc w:val="left"/>
+        <w:keepNext/>
+        <w:keepLines/>
+        <w:spacing w:before="160"/>
       </w:pPr>
       <w:r>
         <w:rPr>
-          <w:rFonts w:ascii="Arial" w:hAnsi="Arial" w:eastAsia="Arial"/>
-          <w:i w:val="0"/>
-          <w:color w:val="000000"/>
-          <w:sz w:val="22"/>
+          <w:b/>
         </w:rPr>
-        <w:t>The teacher at school was also pleased with this change in the boy and congratulated the mother. However, the change did not last long. Although he was not as ambitious and angry as before, this time the boy began to steal his classmates' things, do secret things and lie openly. The teacher called the boy's mother and said: “I don't know what you are going to do, but your boy has become very strange. He started stealing and lying.” The woman was very sad. Although she went to look for the bear trainer in despair, she could not find him. The man had left.</w:t>
+        <w:t>Moral:</w:t>
+      </w:r>
+      <w:r>
+        <w:t xml:space="preserve"> A child is educated not with fear, but with love. It is not a teacher or an outsider who educates a child—it is a loving parent.</w:t>
       </w:r>
     </w:p>
     <w:p>
       <w:pPr>
-        <w:jc w:val="left"/>
+        <w:spacing w:after="80"/>
       </w:pPr>
       <w:r>
         <w:rPr>
-          <w:rFonts w:ascii="Arial" w:hAnsi="Arial" w:eastAsia="Arial"/>
-          <w:i w:val="0"/>
-          <w:color w:val="000000"/>
-          <w:sz w:val="22"/>
+          <w:i/>
+          <w:sz w:val="18"/>
         </w:rPr>
-        <w:t>Seeing the parents’ helpless state, her wise neighbors said: “Don’t worry, I know a wise man with a big heart. If you want, go to him and explain the situation.”</w:t>
-      </w:r>
-    </w:p>
-    <w:p>
-      <w:pPr>
-        <w:jc w:val="left"/>
-      </w:pPr>
-      <w:r>
-        <w:rPr>
-          <w:rFonts w:ascii="Arial" w:hAnsi="Arial" w:eastAsia="Arial"/>
-          <w:i w:val="0"/>
-          <w:color w:val="000000"/>
-          <w:sz w:val="22"/>
-        </w:rPr>
-        <w:t>The woman agreed. She took her child and took him to this wise man. After the man got acquainted with the situation, he said: — Give me this beautiful young man for a week, I will see what I can do. — The woman accepted the offer.</w:t>
-      </w:r>
-    </w:p>
-    <w:p>
-      <w:pPr>
-        <w:jc w:val="left"/>
-      </w:pPr>
-      <w:r>
-        <w:rPr>
-          <w:rFonts w:ascii="Arial" w:hAnsi="Arial" w:eastAsia="Arial"/>
-          <w:i w:val="0"/>
-          <w:color w:val="000000"/>
-          <w:sz w:val="22"/>
-        </w:rPr>
-        <w:t>He started taking the child to this wise man.</w:t>
-      </w:r>
-    </w:p>
-    <w:p>
-      <w:pPr>
-        <w:jc w:val="left"/>
-      </w:pPr>
-      <w:r>
-        <w:rPr>
-          <w:rFonts w:ascii="Arial" w:hAnsi="Arial" w:eastAsia="Arial"/>
-          <w:i w:val="0"/>
-          <w:color w:val="000000"/>
-          <w:sz w:val="22"/>
-        </w:rPr>
-        <w:t>After only two meetings, the man became very upset. He said to the child’s mother: — What have you done to this child? I see animal traits in him. — The woman was surprised: — I didn’t do anything, I just used to take him to the bear trainer because the child was very naughty.</w:t>
-      </w:r>
-    </w:p>
-    <w:p>
-      <w:pPr>
-        <w:jc w:val="left"/>
-      </w:pPr>
-      <w:r>
-        <w:rPr>
-          <w:rFonts w:ascii="Arial" w:hAnsi="Arial" w:eastAsia="Arial"/>
-          <w:i w:val="0"/>
-          <w:color w:val="000000"/>
-          <w:sz w:val="22"/>
-        </w:rPr>
-        <w:t>The man became very angry: — Do you think an animal trainer can educate a child? Animals are educated with fear, and people with conscience. Animals are sometimes disciplined by beating, cursing, and punishing; if that doesn’t help, they are put in a dark room and left helpless. How can you entrust your child to an animal trainer?</w:t>
-      </w:r>
-    </w:p>
-    <w:p>
-      <w:pPr>
-        <w:jc w:val="left"/>
-      </w:pPr>
-      <w:r>
-        <w:rPr>
-          <w:rFonts w:ascii="Arial" w:hAnsi="Arial" w:eastAsia="Arial"/>
-          <w:i w:val="0"/>
-          <w:color w:val="000000"/>
-          <w:sz w:val="22"/>
-        </w:rPr>
-        <w:t>Then he continued: — Remember that education is not about going after a child, but about entering his heart and influencing him with compassion. Take your child and go. Be close to him, kiss and hug him, listen to him, do not withhold your love from him. The more love you show your child, the more he will soften, he will see that he has parents who love him, his trust and love for you will increase.</w:t>
-      </w:r>
-    </w:p>
-    <w:p>
-      <w:pPr>
-        <w:jc w:val="left"/>
-      </w:pPr>
-      <w:r>
-        <w:rPr>
-          <w:rFonts w:ascii="Arial" w:hAnsi="Arial" w:eastAsia="Arial"/>
-          <w:i w:val="0"/>
-          <w:color w:val="000000"/>
-          <w:sz w:val="22"/>
-        </w:rPr>
-        <w:t>— Your child’s cure is neither the bear trainer nor me; only you — the parents, — the wise man concluded.</w:t>
-      </w:r>
-    </w:p>
-    <w:p>
-      <w:pPr>
-        <w:pStyle w:val="Moral"/>
-        <w:keepNext/>
-        <w:keepLines/>
-        <w:widowControl/>
-        <w:spacing w:before="240" w:after="180" w:line="283" w:lineRule="auto"/>
-        <w:ind w:left="240" w:right="240"/>
-        <w:jc w:val="left"/>
-        <w:pBdr>
-          <w:top w:val="single" w:sz="8" w:space="7" w:color="E8D59A"/>
-          <w:left w:val="single" w:sz="32" w:space="11" w:color="C6A23A"/>
-          <w:bottom w:val="single" w:sz="8" w:space="7" w:color="E8D59A"/>
-          <w:right w:val="single" w:sz="8" w:space="11" w:color="E8D59A"/>
-        </w:pBdr>
-        <w:shd w:val="clear" w:color="auto" w:fill="FFF8E1"/>
-      </w:pPr>
-      <w:r>
-        <w:rPr>
-          <w:rFonts w:ascii="Arial" w:hAnsi="Arial" w:eastAsia="Arial" w:cs="Arial"/>
-          <w:b/>
-          <w:i w:val="0"/>
-          <w:color w:val="9A7417"/>
-          <w:sz w:val="22"/>
-        </w:rPr>
-        <w:t xml:space="preserve">Moral: </w:t>
-      </w:r>
-      <w:r>
-        <w:rPr>
-          <w:rFonts w:ascii="Arial" w:hAnsi="Arial" w:eastAsia="Arial" w:cs="Arial"/>
-          <w:b w:val="0"/>
-          <w:i w:val="0"/>
-          <w:color w:val="3F3826"/>
-          <w:sz w:val="22"/>
-        </w:rPr>
-        <w:t>A child is educated not with fear, but with love. It is not a teacher or an outsider who educates a child—it is a loving parent.</w:t>
-      </w:r>
-    </w:p>
-    <w:p>
-      <w:pPr>
-        <w:keepLines/>
-        <w:widowControl/>
-        <w:spacing w:before="60" w:after="0" w:line="240" w:lineRule="auto"/>
-        <w:jc w:val="right"/>
-      </w:pPr>
-      <w:r>
-        <w:rPr>
-          <w:rFonts w:ascii="Arial" w:hAnsi="Arial" w:eastAsia="Arial" w:cs="Arial"/>
-          <w:b w:val="0"/>
-          <w:i/>
-          <w:color w:val="8A7950"/>
-          <w:sz w:val="17"/>
-        </w:rPr>
-        <w:t>The story was obtained from open Internet sources.</w:t>
+        <w:t>Source: Publicly available internet sources.</w:t>
       </w:r>
     </w:p>
     <w:sectPr>
       <w:pgSz w:w="12240" w:h="15840"/>
-      <w:pgMar w:top="1440" w:right="1440" w:bottom="1440" w:left="1440" w:header="708" w:footer="708" w:gutter="0"/>
+      <w:pgMar w:top="1080" w:right="1224" w:bottom="1080" w:left="1224" w:header="720" w:footer="720" w:gutter="0"/>
       <w:cols w:space="720"/>
       <w:docGrid w:linePitch="360"/>
     </w:sectPr>
@@ -699,12 +539,14 @@
     <w:qFormat/>
     <w:rsid w:val="00FC693F"/>
     <w:pPr>
-      <w:spacing w:before="0" w:after="160" w:line="276" w:lineRule="auto"/>
+      <w:widowControl/>
+      <w:spacing w:after="120" w:line="259" w:lineRule="auto"/>
     </w:pPr>
     <w:rPr>
-      <w:rFonts w:ascii="Arial" w:hAnsi="Arial" w:eastAsia="Arial"/>
+      <w:rFonts w:ascii="Arial" w:hAnsi="Arial"/>
       <w:color w:val="000000"/>
       <w:sz w:val="22"/>
+      <w:lang w:val="en-US"/>
     </w:rPr>
   </w:style>
   <w:style w:type="paragraph" w:styleId="Header">
@@ -1048,18 +890,17 @@
     <w:qFormat/>
     <w:rsid w:val="00FC693F"/>
     <w:pPr>
-      <w:pBdr>
-        <w:bottom w:val="single" w:sz="8" w:space="4" w:color="4F81BD" w:themeColor="accent1"/>
-      </w:pBdr>
-      <w:spacing w:after="300" w:line="240" w:lineRule="auto"/>
+      <w:keepNext/>
+      <w:spacing w:after="280" w:line="240" w:lineRule="auto"/>
       <w:contextualSpacing/>
     </w:pPr>
     <w:rPr>
-      <w:rFonts w:asciiTheme="majorHAnsi" w:eastAsiaTheme="majorEastAsia" w:hAnsiTheme="majorHAnsi" w:cstheme="majorBidi"/>
-      <w:color w:val="17365D" w:themeColor="text2" w:themeShade="BF"/>
+      <w:rFonts w:asciiTheme="majorHAnsi" w:eastAsiaTheme="majorEastAsia" w:hAnsiTheme="majorHAnsi" w:cstheme="majorBidi" w:ascii="Arial" w:hAnsi="Arial"/>
+      <w:b/>
+      <w:color w:val="000000"/>
       <w:spacing w:val="5"/>
       <w:kern w:val="28"/>
-      <w:sz w:val="52"/>
+      <w:sz w:val="34"/>
       <w:szCs w:val="52"/>
     </w:rPr>
   </w:style>
@@ -1535,9 +1376,6 @@
     <w:qFormat/>
     <w:rsid w:val="00FC693F"/>
     <w:pPr>
-      <w:pBdr>
-        <w:bottom w:val="single" w:sz="4" w:space="4" w:color="4F81BD" w:themeColor="accent1"/>
-      </w:pBdr>
       <w:spacing w:before="200" w:after="280"/>
       <w:ind w:left="936" w:right="936"/>
     </w:pPr>
@@ -12388,18 +12226,6 @@
         <w:shd w:val="clear" w:color="auto" w:fill="FBCAA2" w:themeFill="accent6" w:themeFillTint="7F"/>
       </w:tcPr>
     </w:tblStylePr>
-  </w:style>
-  <w:style w:type="paragraph" w:customStyle="1" w:styleId="Moral">
-    <w:name w:val="Moral"/>
-    <w:basedOn w:val="Normal"/>
-    <w:pPr>
-      <w:spacing w:before="160" w:after="0" w:line="276" w:lineRule="auto"/>
-    </w:pPr>
-    <w:rPr>
-      <w:rFonts w:ascii="Arial" w:hAnsi="Arial" w:eastAsia="Arial"/>
-      <w:i/>
-      <w:sz w:val="22"/>
-    </w:rPr>
   </w:style>
 </w:styles>
 </file>

--- a/en/wisdom-stories/raising-children.docx
+++ b/en/wisdom-stories/raising-children.docx
@@ -13,7 +13,7 @@
     <w:p>
       <w:pPr/>
       <w:r>
-        <w:t>A boy constantly defied his parents, neglected his schoolwork, and refused to do his homework. His mother’s blows and his father’s punishments changed nothing.</w:t>
+        <w:t>A boy constantly defied his parents, neglected his schoolwork, and did not fully complete his homework. Even when his mother beat him and his father shut him in a room as punishment, it did no good.</w:t>
       </w:r>
     </w:p>
     <w:p>
@@ -59,7 +59,7 @@
         <w:spacing w:after="80"/>
       </w:pPr>
       <w:r>
-        <w:t>The trainer looked at the boy. “Bring him to me for a week. I’ll make him obedient.”</w:t>
+        <w:t>The trainer looked at the boy. “There is no difficult task. Entrust him to me for a week, and I’ll make him obedient.”</w:t>
       </w:r>
     </w:p>
     <w:p>
@@ -73,7 +73,7 @@
     <w:p>
       <w:pPr/>
       <w:r>
-        <w:t>Within days, the boy became quiet and compliant. By the end of the week, his mother was delighted. She thanked the trainer and offered him her blessings.</w:t>
+        <w:t>Though only a few days had passed, his behavior slowly began to improve, and he no longer objected to his mother. After a week the boy became exactly as she wanted, and she was delighted. She thanked the trainer and offered him her blessings.</w:t>
       </w:r>
     </w:p>
     <w:p>
@@ -85,7 +85,7 @@
     <w:p>
       <w:pPr/>
       <w:r>
-        <w:t>His teacher welcomed the change too. Soon, however, a different problem emerged. Though the boy no longer openly rebelled, he stole classmates’ belongings, hid what he was doing, and lied. The teacher summoned his mother. Desperate, she went looking for the trainer, but he had left.</w:t>
+        <w:t>His teacher was pleased with the change and congratulated the mother. Soon, however, a different problem emerged. Though he was no longer as arrogant and angry as before, he stole classmates’ belongings, did secret things, and lied in plain sight. The teacher phoned the mother and said, “I don’t know what you will do, but your child has become very strange. He has started stealing and lying.” Desperate, she went looking for the trainer, but he had left.</w:t>
       </w:r>
     </w:p>
     <w:p>
@@ -113,19 +113,19 @@
     <w:p>
       <w:pPr/>
       <w:r>
-        <w:t>After two meetings, the man spoke to her with concern. “What has happened to this child? He behaves like a frightened animal.” She explained that she had taken him to a bear trainer because he was so disobedient.</w:t>
+        <w:t>After two meetings, the man spoke to her with concern. “What have you done to this child? I see animal traits in him.” She was surprised. “I haven’t done anything. I only used to take him to the bear trainer because he was so naughty.”</w:t>
       </w:r>
     </w:p>
     <w:p>
       <w:pPr/>
       <w:r>
-        <w:t>“An animal trainer?” he exclaimed. “You want to help a child develop a conscience, not frighten him into obedience. Beating, punishment, and confinement can produce fear, but fear is not an education.”</w:t>
+        <w:t>“An animal trainer?” he exclaimed. “Can an animal trainer raise a child? Animals are trained with fear, and people with conscience. Animals are sometimes brought to order by beating, cursing, and punishment; if that fails, they are shut in a dark room and left helpless. How could you entrust your own child to an animal trainer?”</w:t>
       </w:r>
     </w:p>
     <w:p>
       <w:pPr/>
       <w:r>
-        <w:t>“Reach his heart,” he continued. “Be close to him. Hug him, listen to him, and let him know he is loved. When he feels safe with you, trust can begin to grow.”</w:t>
+        <w:t>“Upbringing is not pressing the child, but finding the way to his heart,” he continued. “Take your child and go home. Be close to him, kiss and embrace him, listen to him, and do not withhold your love. As he sees that he is loved, his trust in you will grow and his manner will soften.”</w:t>
       </w:r>
     </w:p>
     <w:p>
@@ -134,7 +134,7 @@
         <w:spacing w:after="80"/>
       </w:pPr>
       <w:r>
-        <w:t>“Neither the bear trainer nor I can take your place. He needs you, his parents.”</w:t>
+        <w:t>“The remedy for your child is neither the bear trainer nor I; it is only you, the parents.”</w:t>
       </w:r>
     </w:p>
     <w:p>
@@ -147,11 +147,9 @@
         <w:rPr>
           <w:b/>
         </w:rPr>
-        <w:t>Moral:</w:t>
+        <w:t>Moral: A child is raised not with fear, but with love. A child is raised not by a trainer or an outsider, but by a loving parent.</w:t>
       </w:r>
-      <w:r>
-        <w:t xml:space="preserve"> A child is educated not with fear, but with love. It is not a teacher or an outsider who educates a child—it is a loving parent.</w:t>
-      </w:r>
+      <w:r/>
     </w:p>
     <w:p>
       <w:pPr>
@@ -162,7 +160,7 @@
           <w:i/>
           <w:sz w:val="18"/>
         </w:rPr>
-        <w:t>Source: Publicly available internet sources.</w:t>
+        <w:t>Stories are taken from open Internet sources; illustrations were created with AI.</w:t>
       </w:r>
     </w:p>
     <w:sectPr>
